--- a/Docs/kt/Circuvent-KT-Handbook.docx
+++ b/Docs/kt/Circuvent-KT-Handbook.docx
@@ -727,7 +727,7 @@
           <w:color w:val="334155"/>
           <w:sz w:val="21"/>
         </w:rPr>
-        <w:t>The firmware tree ships 23 device types. Every one of them must have a control surface in the console — tests/firmware-console-parity.test.ts fails if one does not, because the failure it prevents is silent: a new sketch lands, the hardware works, and the console falls through to a generic renderer with a raw state dump and no controls.</w:t>
+        <w:t>The firmware tree ships 24 device types. Every one of them must have a control surface in the console — tests/firmware-console-parity.test.ts fails if one does not, because the failure it prevents is silent: a new sketch lands, the hardware works, and the console falls through to a generic renderer with a raw state dump and no controls.</w:t>
       </w:r>
     </w:p>
     <w:p>
@@ -738,7 +738,7 @@
           <w:color w:val="334155"/>
           <w:sz w:val="20"/>
         </w:rPr>
-        <w:t>agri-starter, anpr-cam, aquaguard, camera, curtain, drone-fc, drone-link, energy-monitor, facedoor, guardian, home-hub, meter, motion-sensor, rfid-gate, sentinel, smart-fan, smart-light, smart-lock, smart-plug, smart-switch, touchboard, watertank, watertank-sensor.</w:t>
+        <w:t>agri-starter, anpr-cam, aquaguard, camera, curtain, drone-fc, drone-link, energy-monitor, facedoor, guardian, home-hub, meter, motion-sensor, rfid-gate, sentinel, smart-fan, smart-light, smart-lock, smart-plug, smart-switch, touchboard, touchboard-8, watertank, watertank-sensor.</w:t>
       </w:r>
     </w:p>
     <w:tbl>
@@ -1575,7 +1575,7 @@
                 <w:color w:val="334155"/>
                 <w:sz w:val="19"/>
               </w:rPr>
-              <w:t>Types and the parity guards (185 test files)</w:t>
+              <w:t>Types and the parity guards (190 test files)</w:t>
             </w:r>
           </w:p>
         </w:tc>
@@ -3213,7 +3213,7 @@
       </w:rPr>
       <w:t>Circuvent Technologies  ·  circuvent.com  ·  contact@circuvent.com  ·  +91 765 999 333 1</w:t>
       <w:br/>
-      <w:t>Generated 15 August 2026 from the repository at ba3a4ef · Docs/ is the source of truth</w:t>
+      <w:t>Generated 15 August 2026 from the repository at 74ecb95 · Docs/ is the source of truth</w:t>
     </w:r>
   </w:p>
 </w:ftr>

--- a/Docs/kt/Circuvent-KT-Handbook.docx
+++ b/Docs/kt/Circuvent-KT-Handbook.docx
@@ -3213,7 +3213,7 @@
       </w:rPr>
       <w:t>Circuvent Technologies  ·  circuvent.com  ·  contact@circuvent.com  ·  +91 765 999 333 1</w:t>
       <w:br/>
-      <w:t>Generated 15 August 2026 from the repository at 74ecb95 · Docs/ is the source of truth</w:t>
+      <w:t>Generated 15 August 2026 from the repository at 999e5fe · Docs/ is the source of truth</w:t>
     </w:r>
   </w:p>
 </w:ftr>
